--- a/Отчёт Поскряков Н.В..docx
+++ b/Отчёт Поскряков Н.В..docx
@@ -395,6 +395,820 @@
         <w:t>2026</w:t>
       </w:r>
     </w:p>
+    <w:sdt>
+      <w:sdtPr>
+        <w:id w:val="-1200631386"/>
+        <w:docPartObj>
+          <w:docPartGallery w:val="Table of Contents"/>
+          <w:docPartUnique/>
+        </w:docPartObj>
+      </w:sdtPr>
+      <w:sdtEndPr>
+        <w:rPr>
+          <w:b/>
+          <w:bCs/>
+          <w:sz w:val="40"/>
+          <w:szCs w:val="40"/>
+          <w:lang w:eastAsia="en-US"/>
+        </w:rPr>
+      </w:sdtEndPr>
+      <w:sdtContent>
+        <w:p>
+          <w:pPr>
+            <w:pStyle w:val="af8"/>
+            <w:rPr>
+              <w:rStyle w:val="a5"/>
+              <w:color w:val="000000" w:themeColor="text1"/>
+              <w:lang w:val="en-US"/>
+            </w:rPr>
+          </w:pPr>
+          <w:r>
+            <w:rPr>
+              <w:rStyle w:val="a5"/>
+              <w:color w:val="000000" w:themeColor="text1"/>
+            </w:rPr>
+            <w:t>Оглавление</w:t>
+          </w:r>
+          <w:r>
+            <w:rPr>
+              <w:rStyle w:val="a5"/>
+              <w:color w:val="000000" w:themeColor="text1"/>
+              <w:lang w:val="en-US"/>
+            </w:rPr>
+            <w:t>:</w:t>
+          </w:r>
+        </w:p>
+        <w:p>
+          <w:pPr>
+            <w:pStyle w:val="11"/>
+            <w:tabs>
+              <w:tab w:val="right" w:leader="dot" w:pos="9345"/>
+            </w:tabs>
+            <w:rPr>
+              <w:rFonts w:asciiTheme="minorHAnsi" w:eastAsiaTheme="minorEastAsia" w:hAnsiTheme="minorHAnsi"/>
+              <w:noProof/>
+              <w:kern w:val="2"/>
+              <w:sz w:val="24"/>
+              <w:szCs w:val="24"/>
+              <w:lang w:eastAsia="ru-RU"/>
+              <w14:ligatures w14:val="standardContextual"/>
+            </w:rPr>
+          </w:pPr>
+          <w:r>
+            <w:fldChar w:fldCharType="begin"/>
+          </w:r>
+          <w:r>
+            <w:instrText xml:space="preserve"> TOC \o "1-3" \h \z \u </w:instrText>
+          </w:r>
+          <w:r>
+            <w:fldChar w:fldCharType="separate"/>
+          </w:r>
+          <w:hyperlink w:anchor="_Toc236303603" w:history="1">
+            <w:r>
+              <w:rPr>
+                <w:rStyle w:val="af9"/>
+                <w:noProof/>
+              </w:rPr>
+              <w:t>Введение</w:t>
+            </w:r>
+            <w:r>
+              <w:rPr>
+                <w:noProof/>
+                <w:webHidden/>
+              </w:rPr>
+              <w:tab/>
+            </w:r>
+            <w:r>
+              <w:rPr>
+                <w:noProof/>
+                <w:webHidden/>
+              </w:rPr>
+              <w:fldChar w:fldCharType="begin"/>
+            </w:r>
+            <w:r>
+              <w:rPr>
+                <w:noProof/>
+                <w:webHidden/>
+              </w:rPr>
+              <w:instrText xml:space="preserve"> PAGEREF _Toc236303603 \h </w:instrText>
+            </w:r>
+            <w:r>
+              <w:rPr>
+                <w:noProof/>
+                <w:webHidden/>
+              </w:rPr>
+            </w:r>
+            <w:r>
+              <w:rPr>
+                <w:noProof/>
+                <w:webHidden/>
+              </w:rPr>
+              <w:fldChar w:fldCharType="separate"/>
+            </w:r>
+            <w:r>
+              <w:rPr>
+                <w:noProof/>
+                <w:webHidden/>
+              </w:rPr>
+              <w:t>3</w:t>
+            </w:r>
+            <w:r>
+              <w:rPr>
+                <w:noProof/>
+                <w:webHidden/>
+              </w:rPr>
+              <w:fldChar w:fldCharType="end"/>
+            </w:r>
+          </w:hyperlink>
+        </w:p>
+        <w:p>
+          <w:pPr>
+            <w:pStyle w:val="11"/>
+            <w:tabs>
+              <w:tab w:val="right" w:leader="dot" w:pos="9345"/>
+            </w:tabs>
+            <w:rPr>
+              <w:rFonts w:asciiTheme="minorHAnsi" w:eastAsiaTheme="minorEastAsia" w:hAnsiTheme="minorHAnsi"/>
+              <w:noProof/>
+              <w:kern w:val="2"/>
+              <w:sz w:val="24"/>
+              <w:szCs w:val="24"/>
+              <w:lang w:eastAsia="ru-RU"/>
+              <w14:ligatures w14:val="standardContextual"/>
+            </w:rPr>
+          </w:pPr>
+          <w:hyperlink w:anchor="_Toc236303604" w:history="1">
+            <w:r>
+              <w:rPr>
+                <w:rStyle w:val="af9"/>
+                <w:noProof/>
+              </w:rPr>
+              <w:t>Основная часть</w:t>
+            </w:r>
+            <w:r>
+              <w:rPr>
+                <w:noProof/>
+                <w:webHidden/>
+              </w:rPr>
+              <w:tab/>
+            </w:r>
+            <w:r>
+              <w:rPr>
+                <w:noProof/>
+                <w:webHidden/>
+              </w:rPr>
+              <w:fldChar w:fldCharType="begin"/>
+            </w:r>
+            <w:r>
+              <w:rPr>
+                <w:noProof/>
+                <w:webHidden/>
+              </w:rPr>
+              <w:instrText xml:space="preserve"> PAGEREF _Toc236303604 \h </w:instrText>
+            </w:r>
+            <w:r>
+              <w:rPr>
+                <w:noProof/>
+                <w:webHidden/>
+              </w:rPr>
+            </w:r>
+            <w:r>
+              <w:rPr>
+                <w:noProof/>
+                <w:webHidden/>
+              </w:rPr>
+              <w:fldChar w:fldCharType="separate"/>
+            </w:r>
+            <w:r>
+              <w:rPr>
+                <w:noProof/>
+                <w:webHidden/>
+              </w:rPr>
+              <w:t>4</w:t>
+            </w:r>
+            <w:r>
+              <w:rPr>
+                <w:noProof/>
+                <w:webHidden/>
+              </w:rPr>
+              <w:fldChar w:fldCharType="end"/>
+            </w:r>
+          </w:hyperlink>
+        </w:p>
+        <w:p>
+          <w:pPr>
+            <w:pStyle w:val="23"/>
+            <w:tabs>
+              <w:tab w:val="right" w:leader="dot" w:pos="9345"/>
+            </w:tabs>
+            <w:rPr>
+              <w:rFonts w:asciiTheme="minorHAnsi" w:eastAsiaTheme="minorEastAsia" w:hAnsiTheme="minorHAnsi"/>
+              <w:noProof/>
+              <w:kern w:val="2"/>
+              <w:sz w:val="24"/>
+              <w:szCs w:val="24"/>
+              <w:lang w:eastAsia="ru-RU"/>
+              <w14:ligatures w14:val="standardContextual"/>
+            </w:rPr>
+          </w:pPr>
+          <w:hyperlink w:anchor="_Toc236303605" w:history="1">
+            <w:r>
+              <w:rPr>
+                <w:rStyle w:val="af9"/>
+                <w:noProof/>
+              </w:rPr>
+              <w:t>Раздел 1. Используемое оборудование</w:t>
+            </w:r>
+            <w:r>
+              <w:rPr>
+                <w:noProof/>
+                <w:webHidden/>
+              </w:rPr>
+              <w:tab/>
+            </w:r>
+            <w:r>
+              <w:rPr>
+                <w:noProof/>
+                <w:webHidden/>
+              </w:rPr>
+              <w:fldChar w:fldCharType="begin"/>
+            </w:r>
+            <w:r>
+              <w:rPr>
+                <w:noProof/>
+                <w:webHidden/>
+              </w:rPr>
+              <w:instrText xml:space="preserve"> PAGEREF _Toc236303605 \h </w:instrText>
+            </w:r>
+            <w:r>
+              <w:rPr>
+                <w:noProof/>
+                <w:webHidden/>
+              </w:rPr>
+            </w:r>
+            <w:r>
+              <w:rPr>
+                <w:noProof/>
+                <w:webHidden/>
+              </w:rPr>
+              <w:fldChar w:fldCharType="separate"/>
+            </w:r>
+            <w:r>
+              <w:rPr>
+                <w:noProof/>
+                <w:webHidden/>
+              </w:rPr>
+              <w:t>4</w:t>
+            </w:r>
+            <w:r>
+              <w:rPr>
+                <w:noProof/>
+                <w:webHidden/>
+              </w:rPr>
+              <w:fldChar w:fldCharType="end"/>
+            </w:r>
+          </w:hyperlink>
+        </w:p>
+        <w:p>
+          <w:pPr>
+            <w:pStyle w:val="23"/>
+            <w:tabs>
+              <w:tab w:val="right" w:leader="dot" w:pos="9345"/>
+            </w:tabs>
+            <w:rPr>
+              <w:rFonts w:asciiTheme="minorHAnsi" w:eastAsiaTheme="minorEastAsia" w:hAnsiTheme="minorHAnsi"/>
+              <w:noProof/>
+              <w:kern w:val="2"/>
+              <w:sz w:val="24"/>
+              <w:szCs w:val="24"/>
+              <w:lang w:eastAsia="ru-RU"/>
+              <w14:ligatures w14:val="standardContextual"/>
+            </w:rPr>
+          </w:pPr>
+          <w:hyperlink w:anchor="_Toc236303606" w:history="1">
+            <w:r>
+              <w:rPr>
+                <w:rStyle w:val="af9"/>
+                <w:noProof/>
+              </w:rPr>
+              <w:t>Раздел 2. Аппаратно-программная архитектура</w:t>
+            </w:r>
+            <w:r>
+              <w:rPr>
+                <w:noProof/>
+                <w:webHidden/>
+              </w:rPr>
+              <w:tab/>
+            </w:r>
+            <w:r>
+              <w:rPr>
+                <w:noProof/>
+                <w:webHidden/>
+              </w:rPr>
+              <w:fldChar w:fldCharType="begin"/>
+            </w:r>
+            <w:r>
+              <w:rPr>
+                <w:noProof/>
+                <w:webHidden/>
+              </w:rPr>
+              <w:instrText xml:space="preserve"> PAGEREF _Toc236303606 \h </w:instrText>
+            </w:r>
+            <w:r>
+              <w:rPr>
+                <w:noProof/>
+                <w:webHidden/>
+              </w:rPr>
+            </w:r>
+            <w:r>
+              <w:rPr>
+                <w:noProof/>
+                <w:webHidden/>
+              </w:rPr>
+              <w:fldChar w:fldCharType="separate"/>
+            </w:r>
+            <w:r>
+              <w:rPr>
+                <w:noProof/>
+                <w:webHidden/>
+              </w:rPr>
+              <w:t>5</w:t>
+            </w:r>
+            <w:r>
+              <w:rPr>
+                <w:noProof/>
+                <w:webHidden/>
+              </w:rPr>
+              <w:fldChar w:fldCharType="end"/>
+            </w:r>
+          </w:hyperlink>
+        </w:p>
+        <w:p>
+          <w:pPr>
+            <w:pStyle w:val="23"/>
+            <w:tabs>
+              <w:tab w:val="right" w:leader="dot" w:pos="9345"/>
+            </w:tabs>
+            <w:rPr>
+              <w:rFonts w:asciiTheme="minorHAnsi" w:eastAsiaTheme="minorEastAsia" w:hAnsiTheme="minorHAnsi"/>
+              <w:noProof/>
+              <w:kern w:val="2"/>
+              <w:sz w:val="24"/>
+              <w:szCs w:val="24"/>
+              <w:lang w:eastAsia="ru-RU"/>
+              <w14:ligatures w14:val="standardContextual"/>
+            </w:rPr>
+          </w:pPr>
+          <w:hyperlink w:anchor="_Toc236303607" w:history="1">
+            <w:r>
+              <w:rPr>
+                <w:rStyle w:val="af9"/>
+                <w:noProof/>
+              </w:rPr>
+              <w:t>Раздел 3. Ультразвуковая навигация</w:t>
+            </w:r>
+            <w:r>
+              <w:rPr>
+                <w:noProof/>
+                <w:webHidden/>
+              </w:rPr>
+              <w:tab/>
+            </w:r>
+            <w:r>
+              <w:rPr>
+                <w:noProof/>
+                <w:webHidden/>
+              </w:rPr>
+              <w:fldChar w:fldCharType="begin"/>
+            </w:r>
+            <w:r>
+              <w:rPr>
+                <w:noProof/>
+                <w:webHidden/>
+              </w:rPr>
+              <w:instrText xml:space="preserve"> PAGEREF _Toc236303607 \h </w:instrText>
+            </w:r>
+            <w:r>
+              <w:rPr>
+                <w:noProof/>
+                <w:webHidden/>
+              </w:rPr>
+            </w:r>
+            <w:r>
+              <w:rPr>
+                <w:noProof/>
+                <w:webHidden/>
+              </w:rPr>
+              <w:fldChar w:fldCharType="separate"/>
+            </w:r>
+            <w:r>
+              <w:rPr>
+                <w:noProof/>
+                <w:webHidden/>
+              </w:rPr>
+              <w:t>6</w:t>
+            </w:r>
+            <w:r>
+              <w:rPr>
+                <w:noProof/>
+                <w:webHidden/>
+              </w:rPr>
+              <w:fldChar w:fldCharType="end"/>
+            </w:r>
+          </w:hyperlink>
+        </w:p>
+        <w:p>
+          <w:pPr>
+            <w:pStyle w:val="23"/>
+            <w:tabs>
+              <w:tab w:val="right" w:leader="dot" w:pos="9345"/>
+            </w:tabs>
+            <w:rPr>
+              <w:rFonts w:asciiTheme="minorHAnsi" w:eastAsiaTheme="minorEastAsia" w:hAnsiTheme="minorHAnsi"/>
+              <w:noProof/>
+              <w:kern w:val="2"/>
+              <w:sz w:val="24"/>
+              <w:szCs w:val="24"/>
+              <w:lang w:eastAsia="ru-RU"/>
+              <w14:ligatures w14:val="standardContextual"/>
+            </w:rPr>
+          </w:pPr>
+          <w:hyperlink w:anchor="_Toc236303608" w:history="1">
+            <w:r>
+              <w:rPr>
+                <w:rStyle w:val="af9"/>
+                <w:noProof/>
+              </w:rPr>
+              <w:t>Раздел 4. Определение угла</w:t>
+            </w:r>
+            <w:r>
+              <w:rPr>
+                <w:noProof/>
+                <w:webHidden/>
+              </w:rPr>
+              <w:tab/>
+            </w:r>
+            <w:r>
+              <w:rPr>
+                <w:noProof/>
+                <w:webHidden/>
+              </w:rPr>
+              <w:fldChar w:fldCharType="begin"/>
+            </w:r>
+            <w:r>
+              <w:rPr>
+                <w:noProof/>
+                <w:webHidden/>
+              </w:rPr>
+              <w:instrText xml:space="preserve"> PAGEREF _Toc236303608 \h </w:instrText>
+            </w:r>
+            <w:r>
+              <w:rPr>
+                <w:noProof/>
+                <w:webHidden/>
+              </w:rPr>
+            </w:r>
+            <w:r>
+              <w:rPr>
+                <w:noProof/>
+                <w:webHidden/>
+              </w:rPr>
+              <w:fldChar w:fldCharType="separate"/>
+            </w:r>
+            <w:r>
+              <w:rPr>
+                <w:noProof/>
+                <w:webHidden/>
+              </w:rPr>
+              <w:t>7</w:t>
+            </w:r>
+            <w:r>
+              <w:rPr>
+                <w:noProof/>
+                <w:webHidden/>
+              </w:rPr>
+              <w:fldChar w:fldCharType="end"/>
+            </w:r>
+          </w:hyperlink>
+        </w:p>
+        <w:p>
+          <w:pPr>
+            <w:pStyle w:val="23"/>
+            <w:tabs>
+              <w:tab w:val="right" w:leader="dot" w:pos="9345"/>
+            </w:tabs>
+            <w:rPr>
+              <w:rFonts w:asciiTheme="minorHAnsi" w:eastAsiaTheme="minorEastAsia" w:hAnsiTheme="minorHAnsi"/>
+              <w:noProof/>
+              <w:kern w:val="2"/>
+              <w:sz w:val="24"/>
+              <w:szCs w:val="24"/>
+              <w:lang w:eastAsia="ru-RU"/>
+              <w14:ligatures w14:val="standardContextual"/>
+            </w:rPr>
+          </w:pPr>
+          <w:hyperlink w:anchor="_Toc236303609" w:history="1">
+            <w:r>
+              <w:rPr>
+                <w:rStyle w:val="af9"/>
+                <w:noProof/>
+              </w:rPr>
+              <w:t>Раздел 5. Алгоритм управления движением</w:t>
+            </w:r>
+            <w:r>
+              <w:rPr>
+                <w:noProof/>
+                <w:webHidden/>
+              </w:rPr>
+              <w:tab/>
+            </w:r>
+            <w:r>
+              <w:rPr>
+                <w:noProof/>
+                <w:webHidden/>
+              </w:rPr>
+              <w:fldChar w:fldCharType="begin"/>
+            </w:r>
+            <w:r>
+              <w:rPr>
+                <w:noProof/>
+                <w:webHidden/>
+              </w:rPr>
+              <w:instrText xml:space="preserve"> PAGEREF _Toc236303609 \h </w:instrText>
+            </w:r>
+            <w:r>
+              <w:rPr>
+                <w:noProof/>
+                <w:webHidden/>
+              </w:rPr>
+            </w:r>
+            <w:r>
+              <w:rPr>
+                <w:noProof/>
+                <w:webHidden/>
+              </w:rPr>
+              <w:fldChar w:fldCharType="separate"/>
+            </w:r>
+            <w:r>
+              <w:rPr>
+                <w:noProof/>
+                <w:webHidden/>
+              </w:rPr>
+              <w:t>8</w:t>
+            </w:r>
+            <w:r>
+              <w:rPr>
+                <w:noProof/>
+                <w:webHidden/>
+              </w:rPr>
+              <w:fldChar w:fldCharType="end"/>
+            </w:r>
+          </w:hyperlink>
+        </w:p>
+        <w:p>
+          <w:pPr>
+            <w:pStyle w:val="11"/>
+            <w:tabs>
+              <w:tab w:val="right" w:leader="dot" w:pos="9345"/>
+            </w:tabs>
+            <w:rPr>
+              <w:rFonts w:asciiTheme="minorHAnsi" w:eastAsiaTheme="minorEastAsia" w:hAnsiTheme="minorHAnsi"/>
+              <w:noProof/>
+              <w:kern w:val="2"/>
+              <w:sz w:val="24"/>
+              <w:szCs w:val="24"/>
+              <w:lang w:eastAsia="ru-RU"/>
+              <w14:ligatures w14:val="standardContextual"/>
+            </w:rPr>
+          </w:pPr>
+          <w:hyperlink w:anchor="_Toc236303610" w:history="1">
+            <w:r>
+              <w:rPr>
+                <w:rStyle w:val="af9"/>
+                <w:noProof/>
+              </w:rPr>
+              <w:t>Заключение</w:t>
+            </w:r>
+            <w:r>
+              <w:rPr>
+                <w:noProof/>
+                <w:webHidden/>
+              </w:rPr>
+              <w:tab/>
+            </w:r>
+            <w:r>
+              <w:rPr>
+                <w:noProof/>
+                <w:webHidden/>
+              </w:rPr>
+              <w:fldChar w:fldCharType="begin"/>
+            </w:r>
+            <w:r>
+              <w:rPr>
+                <w:noProof/>
+                <w:webHidden/>
+              </w:rPr>
+              <w:instrText xml:space="preserve"> PAGEREF _Toc236303610 \h </w:instrText>
+            </w:r>
+            <w:r>
+              <w:rPr>
+                <w:noProof/>
+                <w:webHidden/>
+              </w:rPr>
+            </w:r>
+            <w:r>
+              <w:rPr>
+                <w:noProof/>
+                <w:webHidden/>
+              </w:rPr>
+              <w:fldChar w:fldCharType="separate"/>
+            </w:r>
+            <w:r>
+              <w:rPr>
+                <w:noProof/>
+                <w:webHidden/>
+              </w:rPr>
+              <w:t>9</w:t>
+            </w:r>
+            <w:r>
+              <w:rPr>
+                <w:noProof/>
+                <w:webHidden/>
+              </w:rPr>
+              <w:fldChar w:fldCharType="end"/>
+            </w:r>
+          </w:hyperlink>
+        </w:p>
+        <w:p>
+          <w:pPr>
+            <w:pStyle w:val="23"/>
+            <w:tabs>
+              <w:tab w:val="right" w:leader="dot" w:pos="9345"/>
+            </w:tabs>
+            <w:rPr>
+              <w:rFonts w:asciiTheme="minorHAnsi" w:eastAsiaTheme="minorEastAsia" w:hAnsiTheme="minorHAnsi"/>
+              <w:noProof/>
+              <w:kern w:val="2"/>
+              <w:sz w:val="24"/>
+              <w:szCs w:val="24"/>
+              <w:lang w:eastAsia="ru-RU"/>
+              <w14:ligatures w14:val="standardContextual"/>
+            </w:rPr>
+          </w:pPr>
+          <w:hyperlink w:anchor="_Toc236303611" w:history="1">
+            <w:r>
+              <w:rPr>
+                <w:rStyle w:val="af9"/>
+                <w:noProof/>
+              </w:rPr>
+              <w:t>Итоги</w:t>
+            </w:r>
+            <w:r>
+              <w:rPr>
+                <w:noProof/>
+                <w:webHidden/>
+              </w:rPr>
+              <w:tab/>
+            </w:r>
+            <w:r>
+              <w:rPr>
+                <w:noProof/>
+                <w:webHidden/>
+              </w:rPr>
+              <w:fldChar w:fldCharType="begin"/>
+            </w:r>
+            <w:r>
+              <w:rPr>
+                <w:noProof/>
+                <w:webHidden/>
+              </w:rPr>
+              <w:instrText xml:space="preserve"> PAGEREF _Toc236303611 \h </w:instrText>
+            </w:r>
+            <w:r>
+              <w:rPr>
+                <w:noProof/>
+                <w:webHidden/>
+              </w:rPr>
+            </w:r>
+            <w:r>
+              <w:rPr>
+                <w:noProof/>
+                <w:webHidden/>
+              </w:rPr>
+              <w:fldChar w:fldCharType="separate"/>
+            </w:r>
+            <w:r>
+              <w:rPr>
+                <w:noProof/>
+                <w:webHidden/>
+              </w:rPr>
+              <w:t>9</w:t>
+            </w:r>
+            <w:r>
+              <w:rPr>
+                <w:noProof/>
+                <w:webHidden/>
+              </w:rPr>
+              <w:fldChar w:fldCharType="end"/>
+            </w:r>
+          </w:hyperlink>
+        </w:p>
+        <w:p>
+          <w:pPr>
+            <w:pStyle w:val="23"/>
+            <w:tabs>
+              <w:tab w:val="right" w:leader="dot" w:pos="9345"/>
+            </w:tabs>
+            <w:rPr>
+              <w:rFonts w:asciiTheme="minorHAnsi" w:eastAsiaTheme="minorEastAsia" w:hAnsiTheme="minorHAnsi"/>
+              <w:noProof/>
+              <w:kern w:val="2"/>
+              <w:sz w:val="24"/>
+              <w:szCs w:val="24"/>
+              <w:lang w:eastAsia="ru-RU"/>
+              <w14:ligatures w14:val="standardContextual"/>
+            </w:rPr>
+          </w:pPr>
+          <w:hyperlink w:anchor="_Toc236303612" w:history="1">
+            <w:r>
+              <w:rPr>
+                <w:rStyle w:val="af9"/>
+                <w:noProof/>
+              </w:rPr>
+              <w:t>Вектора развития</w:t>
+            </w:r>
+            <w:r>
+              <w:rPr>
+                <w:noProof/>
+                <w:webHidden/>
+              </w:rPr>
+              <w:tab/>
+            </w:r>
+            <w:r>
+              <w:rPr>
+                <w:noProof/>
+                <w:webHidden/>
+              </w:rPr>
+              <w:fldChar w:fldCharType="begin"/>
+            </w:r>
+            <w:r>
+              <w:rPr>
+                <w:noProof/>
+                <w:webHidden/>
+              </w:rPr>
+              <w:instrText xml:space="preserve"> PAGEREF _Toc236303612 \h </w:instrText>
+            </w:r>
+            <w:r>
+              <w:rPr>
+                <w:noProof/>
+                <w:webHidden/>
+              </w:rPr>
+            </w:r>
+            <w:r>
+              <w:rPr>
+                <w:noProof/>
+                <w:webHidden/>
+              </w:rPr>
+              <w:fldChar w:fldCharType="separate"/>
+            </w:r>
+            <w:r>
+              <w:rPr>
+                <w:noProof/>
+                <w:webHidden/>
+              </w:rPr>
+              <w:t>9</w:t>
+            </w:r>
+            <w:r>
+              <w:rPr>
+                <w:noProof/>
+                <w:webHidden/>
+              </w:rPr>
+              <w:fldChar w:fldCharType="end"/>
+            </w:r>
+          </w:hyperlink>
+        </w:p>
+        <w:p>
+          <w:pPr>
+            <w:pStyle w:val="1"/>
+          </w:pPr>
+          <w:r>
+            <w:rPr>
+              <w:b/>
+              <w:bCs/>
+            </w:rPr>
+            <w:fldChar w:fldCharType="end"/>
+          </w:r>
+        </w:p>
+      </w:sdtContent>
+    </w:sdt>
+    <w:p>
+      <w:pPr>
+        <w:spacing w:line="480" w:lineRule="auto"/>
+        <w:rPr>
+          <w:szCs w:val="28"/>
+        </w:rPr>
+      </w:pPr>
+    </w:p>
     <w:p>
       <w:pPr>
         <w:spacing w:line="480" w:lineRule="auto"/>
@@ -479,102 +1293,32 @@
     <w:p>
       <w:pPr>
         <w:spacing w:line="480" w:lineRule="auto"/>
-        <w:jc w:val="right"/>
-        <w:rPr>
-          <w:szCs w:val="28"/>
-        </w:rPr>
-      </w:pPr>
-    </w:p>
-    <w:p>
-      <w:pPr>
-        <w:spacing w:line="480" w:lineRule="auto"/>
-        <w:jc w:val="right"/>
-        <w:rPr>
-          <w:szCs w:val="28"/>
-        </w:rPr>
-      </w:pPr>
-    </w:p>
-    <w:p>
-      <w:pPr>
-        <w:spacing w:line="480" w:lineRule="auto"/>
-        <w:jc w:val="right"/>
-        <w:rPr>
-          <w:szCs w:val="28"/>
-        </w:rPr>
-      </w:pPr>
-    </w:p>
-    <w:p>
-      <w:pPr>
-        <w:spacing w:line="480" w:lineRule="auto"/>
-        <w:jc w:val="right"/>
-        <w:rPr>
-          <w:szCs w:val="28"/>
-        </w:rPr>
-      </w:pPr>
-    </w:p>
-    <w:p>
-      <w:pPr>
-        <w:spacing w:line="480" w:lineRule="auto"/>
-        <w:jc w:val="right"/>
-        <w:rPr>
-          <w:szCs w:val="28"/>
-        </w:rPr>
-      </w:pPr>
-    </w:p>
-    <w:p>
-      <w:pPr>
-        <w:spacing w:line="480" w:lineRule="auto"/>
-        <w:jc w:val="right"/>
-        <w:rPr>
-          <w:szCs w:val="28"/>
+        <w:rPr>
+          <w:szCs w:val="28"/>
+          <w:lang w:val="en-US"/>
         </w:rPr>
       </w:pPr>
     </w:p>
     <w:p>
       <w:pPr>
         <w:pStyle w:val="a4"/>
-        <w:jc w:val="center"/>
-      </w:pPr>
-    </w:p>
-    <w:p>
-      <w:pPr>
-        <w:pStyle w:val="a4"/>
-        <w:jc w:val="center"/>
-      </w:pPr>
-    </w:p>
-    <w:p>
-      <w:pPr>
-        <w:pStyle w:val="a4"/>
-        <w:jc w:val="center"/>
-      </w:pPr>
-    </w:p>
-    <w:p>
-      <w:pPr>
-        <w:pStyle w:val="a4"/>
-        <w:jc w:val="center"/>
-      </w:pPr>
-    </w:p>
-    <w:p>
-      <w:pPr>
-        <w:pStyle w:val="a4"/>
-        <w:jc w:val="center"/>
-      </w:pPr>
-    </w:p>
-    <w:p>
-      <w:pPr>
-        <w:pStyle w:val="a4"/>
-        <w:jc w:val="center"/>
-      </w:pPr>
-    </w:p>
-    <w:p>
-      <w:pPr>
-        <w:pStyle w:val="a4"/>
-        <w:jc w:val="center"/>
-      </w:pPr>
-      <w:r>
+        <w:outlineLvl w:val="0"/>
+        <w:rPr>
+          <w:lang w:val="en-US"/>
+        </w:rPr>
+      </w:pPr>
+      <w:r>
+        <w:rPr>
+          <w:lang w:val="en-US"/>
+        </w:rPr>
         <w:lastRenderedPageBreak/>
+        <w:br/>
+      </w:r>
+      <w:bookmarkStart w:id="0" w:name="_Toc236303603"/>
+      <w:r>
         <w:t>Введение</w:t>
       </w:r>
+      <w:bookmarkEnd w:id="0"/>
     </w:p>
     <w:p>
       <w:pPr>
@@ -698,6 +1442,7 @@
     <w:p>
       <w:pPr>
         <w:pStyle w:val="a4"/>
+        <w:outlineLvl w:val="0"/>
         <w:rPr>
           <w:rStyle w:val="af6"/>
           <w:iCs w:val="0"/>
@@ -705,6 +1450,7 @@
           <w:sz w:val="32"/>
         </w:rPr>
       </w:pPr>
+      <w:bookmarkStart w:id="1" w:name="_Toc236303604"/>
       <w:r>
         <w:rPr>
           <w:rStyle w:val="af6"/>
@@ -715,17 +1461,21 @@
         <w:lastRenderedPageBreak/>
         <w:t>Основная часть</w:t>
       </w:r>
+      <w:bookmarkEnd w:id="1"/>
     </w:p>
     <w:p>
       <w:pPr>
         <w:pStyle w:val="a6"/>
-      </w:pPr>
+        <w:outlineLvl w:val="1"/>
+      </w:pPr>
+      <w:bookmarkStart w:id="2" w:name="_Toc236303605"/>
       <w:r>
         <w:t xml:space="preserve">Раздел 1. </w:t>
       </w:r>
       <w:r>
         <w:t>Используемое оборудование</w:t>
       </w:r>
+      <w:bookmarkEnd w:id="2"/>
     </w:p>
     <w:p>
       <w:r>
@@ -1013,11 +1763,14 @@
     <w:p>
       <w:pPr>
         <w:pStyle w:val="a6"/>
-      </w:pPr>
+        <w:outlineLvl w:val="1"/>
+      </w:pPr>
+      <w:bookmarkStart w:id="3" w:name="_Toc236303606"/>
       <w:r>
         <w:lastRenderedPageBreak/>
         <w:t>Раздел 2. Аппаратно-программная архитектура</w:t>
       </w:r>
+      <w:bookmarkEnd w:id="3"/>
     </w:p>
     <w:p>
       <w:pPr>
@@ -1334,11 +2087,14 @@
     <w:p>
       <w:pPr>
         <w:pStyle w:val="a6"/>
-      </w:pPr>
+        <w:outlineLvl w:val="1"/>
+      </w:pPr>
+      <w:bookmarkStart w:id="4" w:name="_Toc236303607"/>
       <w:r>
         <w:lastRenderedPageBreak/>
         <w:t>Раздел 3. Ультразвуковая навигация</w:t>
       </w:r>
+      <w:bookmarkEnd w:id="4"/>
     </w:p>
     <w:p>
       <w:r>
@@ -1485,7 +2241,9 @@
     <w:p>
       <w:pPr>
         <w:pStyle w:val="a6"/>
-      </w:pPr>
+        <w:outlineLvl w:val="1"/>
+      </w:pPr>
+      <w:bookmarkStart w:id="5" w:name="_Toc236303608"/>
       <w:r>
         <w:lastRenderedPageBreak/>
         <w:t xml:space="preserve">Раздел 4. </w:t>
@@ -1496,6 +2254,7 @@
       <w:r>
         <w:t xml:space="preserve"> угла</w:t>
       </w:r>
+      <w:bookmarkEnd w:id="5"/>
     </w:p>
     <w:p>
       <w:r>
@@ -1686,11 +2445,14 @@
     <w:p>
       <w:pPr>
         <w:pStyle w:val="a6"/>
-      </w:pPr>
+        <w:outlineLvl w:val="1"/>
+      </w:pPr>
+      <w:bookmarkStart w:id="6" w:name="_Toc236303609"/>
       <w:r>
         <w:lastRenderedPageBreak/>
         <w:t>Раздел 5. Алгоритм управления движением</w:t>
       </w:r>
+      <w:bookmarkEnd w:id="6"/>
     </w:p>
     <w:p>
       <w:r>
@@ -1781,19 +2543,25 @@
     <w:p>
       <w:pPr>
         <w:pStyle w:val="a4"/>
-      </w:pPr>
+        <w:outlineLvl w:val="0"/>
+      </w:pPr>
+      <w:bookmarkStart w:id="7" w:name="_Toc236303610"/>
       <w:r>
         <w:lastRenderedPageBreak/>
         <w:t>Заключение</w:t>
       </w:r>
+      <w:bookmarkEnd w:id="7"/>
     </w:p>
     <w:p>
       <w:pPr>
         <w:pStyle w:val="a6"/>
-      </w:pPr>
+        <w:outlineLvl w:val="1"/>
+      </w:pPr>
+      <w:bookmarkStart w:id="8" w:name="_Toc236303611"/>
       <w:r>
         <w:t>Итоги</w:t>
       </w:r>
+      <w:bookmarkEnd w:id="8"/>
     </w:p>
     <w:p>
       <w:r>
@@ -1927,10 +2695,13 @@
     <w:p>
       <w:pPr>
         <w:pStyle w:val="a6"/>
-      </w:pPr>
+        <w:outlineLvl w:val="1"/>
+      </w:pPr>
+      <w:bookmarkStart w:id="9" w:name="_Toc236303612"/>
       <w:r>
         <w:t>Вектора развития</w:t>
       </w:r>
+      <w:bookmarkEnd w:id="9"/>
     </w:p>
     <w:p>
       <w:r>
@@ -3266,11 +4037,34 @@
     <w:next w:val="a"/>
     <w:autoRedefine/>
     <w:uiPriority w:val="39"/>
-    <w:semiHidden/>
     <w:unhideWhenUsed/>
     <w:rsid w:val="00201B28"/>
     <w:pPr>
       <w:spacing w:after="100"/>
+    </w:pPr>
+  </w:style>
+  <w:style w:type="character" w:styleId="af9">
+    <w:name w:val="Hyperlink"/>
+    <w:basedOn w:val="a0"/>
+    <w:uiPriority w:val="99"/>
+    <w:unhideWhenUsed/>
+    <w:rsid w:val="00924260"/>
+    <w:rPr>
+      <w:color w:val="0563C1" w:themeColor="hyperlink"/>
+      <w:u w:val="single"/>
+    </w:rPr>
+  </w:style>
+  <w:style w:type="paragraph" w:styleId="23">
+    <w:name w:val="toc 2"/>
+    <w:basedOn w:val="a"/>
+    <w:next w:val="a"/>
+    <w:autoRedefine/>
+    <w:uiPriority w:val="39"/>
+    <w:unhideWhenUsed/>
+    <w:rsid w:val="00924260"/>
+    <w:pPr>
+      <w:spacing w:after="100"/>
+      <w:ind w:left="280"/>
     </w:pPr>
   </w:style>
 </w:styles>
